--- a/backend/word_templates/自有资金/机械租赁/邀请询比/6.询比会议通知.docx
+++ b/backend/word_templates/自有资金/机械租赁/邀请询比/6.询比会议通知.docx
@@ -16,11 +16,21 @@
       <w:r>
         <w:rPr>
           <w:rFonts w:hint="eastAsia" w:ascii="方正小标宋简体" w:hAnsi="方正小标宋简体" w:eastAsia="方正小标宋简体" w:cs="方正小标宋简体"/>
+          <w:color w:val="0000FF"/>
           <w:sz w:val="36"/>
           <w:szCs w:val="44"/>
           <w:lang w:val="en-US" w:eastAsia="zh-CN"/>
         </w:rPr>
-        <w:t xml:space="preserve">  {{caigou_xiangmu_ming}}询比</w:t>
+        <w:t>{{caigou_xiangmu_ming}}</w:t>
+      </w:r>
+      <w:r>
+        <w:rPr>
+          <w:rFonts w:hint="eastAsia" w:ascii="方正小标宋简体" w:hAnsi="方正小标宋简体" w:eastAsia="方正小标宋简体" w:cs="方正小标宋简体"/>
+          <w:sz w:val="36"/>
+          <w:szCs w:val="44"/>
+          <w:lang w:val="en-US" w:eastAsia="zh-CN"/>
+        </w:rPr>
+        <w:t>询比</w:t>
       </w:r>
       <w:r>
         <w:rPr>
@@ -93,7 +103,7 @@
       <w:r>
         <w:rPr>
           <w:rFonts w:hint="eastAsia" w:ascii="仿宋_GB2312" w:hAnsi="Times New Roman" w:eastAsia="仿宋_GB2312"/>
-          <w:color w:val="000000"/>
+          <w:color w:val="0000FF"/>
           <w:sz w:val="32"/>
           <w:szCs w:val="32"/>
           <w:lang w:val="en-US" w:eastAsia="zh-CN"/>
@@ -174,7 +184,18 @@
           <w:sz w:val="32"/>
           <w:szCs w:val="32"/>
         </w:rPr>
-        <w:t>管理部代表。于</w:t>
+        <w:t>管理部代表</w:t>
+      </w:r>
+      <w:bookmarkStart w:id="0" w:name="_GoBack"/>
+      <w:bookmarkEnd w:id="0"/>
+      <w:r>
+        <w:rPr>
+          <w:rFonts w:hint="eastAsia" w:ascii="仿宋_GB2312" w:hAnsi="Times New Roman" w:eastAsia="仿宋_GB2312"/>
+          <w:color w:val="000000"/>
+          <w:sz w:val="32"/>
+          <w:szCs w:val="32"/>
+        </w:rPr>
+        <w:t>。于</w:t>
       </w:r>
       <w:r>
         <w:rPr>
@@ -348,8 +369,6 @@
         </w:rPr>
         <w:t xml:space="preserve">  </w:t>
       </w:r>
-      <w:bookmarkStart w:id="0" w:name="_GoBack"/>
-      <w:bookmarkEnd w:id="0"/>
       <w:r>
         <w:rPr>
           <w:rFonts w:hint="eastAsia" w:ascii="仿宋_GB2312" w:hAnsi="Times New Roman" w:eastAsia="仿宋_GB2312"/>
